--- a/assets/downloads/simulation-3/presimulation-activity-3-roles-and-responsibilities.docx
+++ b/assets/downloads/simulation-3/presimulation-activity-3-roles-and-responsibilities.docx
@@ -1,28 +1,20 @@
 
 <file path=word/document.xml><?xml version="1.0" encoding="utf-8"?>
-<w:document xmlns:wpc="http://schemas.microsoft.com/office/word/2010/wordprocessingCanvas" xmlns:cx="http://schemas.microsoft.com/office/drawing/2014/chartex" xmlns:cx1="http://schemas.microsoft.com/office/drawing/2015/9/8/chartex" xmlns:cx2="http://schemas.microsoft.com/office/drawing/2015/10/21/chartex" xmlns:cx3="http://schemas.microsoft.com/office/drawing/2016/5/9/chartex" xmlns:cx4="http://schemas.microsoft.com/office/drawing/2016/5/10/chartex" xmlns:cx5="http://schemas.microsoft.com/office/drawing/2016/5/11/chartex" xmlns:cx6="http://schemas.microsoft.com/office/drawing/2016/5/12/chartex" xmlns:cx7="http://schemas.microsoft.com/office/drawing/2016/5/13/chartex" xmlns:cx8="http://schemas.microsoft.com/office/drawing/2016/5/14/chartex" xmlns:mc="http://schemas.openxmlformats.org/markup-compatibility/2006" xmlns:aink="http://schemas.microsoft.com/office/drawing/2016/ink" xmlns:am3d="http://schemas.microsoft.com/office/drawing/2017/model3d" xmlns:o="urn:schemas-microsoft-com:office:office" xmlns:oel="http://schemas.microsoft.com/office/2019/extlst" xmlns:r="http://schemas.openxmlformats.org/officeDocument/2006/relationships" xmlns:m="http://schemas.openxmlformats.org/officeDocument/2006/math" xmlns:v="urn:schemas-microsoft-com:vml" xmlns:wp14="http://schemas.microsoft.com/office/word/2010/wordprocessingDrawing" xmlns:wp="http://schemas.openxmlformats.org/drawingml/2006/wordprocessingDrawing" xmlns:w10="urn:schemas-microsoft-com:office:word" xmlns:w="http://schemas.openxmlformats.org/wordprocessingml/2006/main" xmlns:w14="http://schemas.microsoft.com/office/word/2010/wordml" xmlns:w15="http://schemas.microsoft.com/office/word/2012/wordml" xmlns:w16cex="http://schemas.microsoft.com/office/word/2018/wordml/cex" xmlns:w16cid="http://schemas.microsoft.com/office/word/2016/wordml/cid" xmlns:w16="http://schemas.microsoft.com/office/word/2018/wordml" xmlns:w16du="http://schemas.microsoft.com/office/word/2023/wordml/word16du" xmlns:w16sdtdh="http://schemas.microsoft.com/office/word/2020/wordml/sdtdatahash" xmlns:w16sdtfl="http://schemas.microsoft.com/office/word/2024/wordml/sdtformatlock" xmlns:w16se="http://schemas.microsoft.com/office/word/2015/wordml/symex" xmlns:wpg="http://schemas.microsoft.com/office/word/2010/wordprocessingGroup" xmlns:wpi="http://schemas.microsoft.com/office/word/2010/wordprocessingInk" xmlns:wne="http://schemas.microsoft.com/office/word/2006/wordml" xmlns:wps="http://schemas.microsoft.com/office/word/2010/wordprocessingShape" mc:Ignorable="w14 w15 w16se w16cid w16 w16cex w16sdtdh w16sdtfl w16du wp14">
+<w:document xmlns:wpc="http://schemas.microsoft.com/office/word/2010/wordprocessingCanvas" xmlns:cx="http://schemas.microsoft.com/office/drawing/2014/chartex" xmlns:cx1="http://schemas.microsoft.com/office/drawing/2015/9/8/chartex" xmlns:cx2="http://schemas.microsoft.com/office/drawing/2015/10/21/chartex" xmlns:cx3="http://schemas.microsoft.com/office/drawing/2016/5/9/chartex" xmlns:cx4="http://schemas.microsoft.com/office/drawing/2016/5/10/chartex" xmlns:cx5="http://schemas.microsoft.com/office/drawing/2016/5/11/chartex" xmlns:cx6="http://schemas.microsoft.com/office/drawing/2016/5/12/chartex" xmlns:cx7="http://schemas.microsoft.com/office/drawing/2016/5/13/chartex" xmlns:cx8="http://schemas.microsoft.com/office/drawing/2016/5/14/chartex" xmlns:mc="http://schemas.openxmlformats.org/markup-compatibility/2006" xmlns:aink="http://schemas.microsoft.com/office/drawing/2016/ink" xmlns:am3d="http://schemas.microsoft.com/office/drawing/2017/model3d" xmlns:o="urn:schemas-microsoft-com:office:office" xmlns:oel="http://schemas.microsoft.com/office/2019/extlst" xmlns:r="http://schemas.openxmlformats.org/officeDocument/2006/relationships" xmlns:m="http://schemas.openxmlformats.org/officeDocument/2006/math" xmlns:v="urn:schemas-microsoft-com:vml" xmlns:wp14="http://schemas.microsoft.com/office/word/2010/wordprocessingDrawing" xmlns:wp="http://schemas.openxmlformats.org/drawingml/2006/wordprocessingDrawing" xmlns:w10="urn:schemas-microsoft-com:office:word" xmlns:w="http://schemas.openxmlformats.org/wordprocessingml/2006/main" xmlns:w14="http://schemas.microsoft.com/office/word/2010/wordml" xmlns:w15="http://schemas.microsoft.com/office/word/2012/wordml" xmlns:w16cei="http://schemas.microsoft.com/office/word/2026/wordml/cei" xmlns:w16cex="http://schemas.microsoft.com/office/word/2018/wordml/cex" xmlns:w16cid="http://schemas.microsoft.com/office/word/2016/wordml/cid" xmlns:w16="http://schemas.microsoft.com/office/word/2018/wordml" xmlns:w16du="http://schemas.microsoft.com/office/word/2023/wordml/word16du" xmlns:w16sdtdh="http://schemas.microsoft.com/office/word/2020/wordml/sdtdatahash" xmlns:w16sdtfl="http://schemas.microsoft.com/office/word/2024/wordml/sdtformatlock" xmlns:w16se="http://schemas.microsoft.com/office/word/2015/wordml/symex" xmlns:wpg="http://schemas.microsoft.com/office/word/2010/wordprocessingGroup" xmlns:wpi="http://schemas.microsoft.com/office/word/2010/wordprocessingInk" xmlns:wne="http://schemas.microsoft.com/office/word/2006/wordml" xmlns:wps="http://schemas.microsoft.com/office/word/2010/wordprocessingShape" mc:Ignorable="w14 w15 w16se w16cid w16 w16cex w16sdtdh w16sdtfl w16du wp14">
   <w:body>
     <w:p>
       <w:pPr>
         <w:pStyle w:val="Heading1"/>
-        <w:spacing w:line="480" w:lineRule="auto"/>
-        <w:rPr>
-          <w:rFonts w:ascii="Times New Roman" w:hAnsi="Times New Roman" w:cs="Times New Roman"/>
-          <w:color w:val="000000"/>
-        </w:rPr>
-      </w:pPr>
+      </w:pPr>
+      <w:proofErr w:type="spellStart"/>
       <w:r>
-        <w:rPr>
-          <w:rFonts w:ascii="Times New Roman" w:hAnsi="Times New Roman" w:cs="Times New Roman"/>
-          <w:color w:val="000000"/>
-        </w:rPr>
-        <w:t xml:space="preserve">Presimulation </w:t>
+        <w:t>Presimulation</w:t>
+      </w:r>
+      <w:proofErr w:type="spellEnd"/>
+      <w:r>
+        <w:t xml:space="preserve"> </w:t>
       </w:r>
       <w:r>
-        <w:rPr>
-          <w:rFonts w:ascii="Times New Roman" w:hAnsi="Times New Roman" w:cs="Times New Roman"/>
-          <w:color w:val="000000"/>
-        </w:rPr>
         <w:t xml:space="preserve">Activity 3: Roles and Responsibilities </w:t>
       </w:r>
     </w:p>
@@ -37,18 +29,23 @@
       </w:pPr>
       <w:r>
         <w:rPr>
-          <w:rFonts w:ascii="Times New Roman" w:hAnsi="Times New Roman" w:cs="Times New Roman"/>
           <w:color w:val="000000"/>
         </w:rPr>
-        <w:t xml:space="preserve">Evaluate the roles listed in the EAP and the potential roles for your situation or sport (e.g., head AT, assistant AT, intern, coach, AT student, administration, AT). Some general questions and specifics are listed here. If the head AT is assessing the patient, does the AT also need to tell everyone what to do? Will this AT also assign interventions (bandaging), or will the AT focus on </w:t>
+        <w:t xml:space="preserve">Evaluate the roles listed in the EAP and the potential roles for your situation or sport (e.g., head AT, assistant AT, intern, coach, AT student, administration, AT). Some general questions and specifics are listed here. If the head AT is assessing the patient, does the AT also need to tell everyone what to do? Will this AT also assign interventions (bandaging), or will the AT focus on patient communication and evaluation? Do people need to be told what to do, or do people do their role without being asked? Who is in charge overall, and who </w:t>
       </w:r>
+      <w:proofErr w:type="gramStart"/>
       <w:r>
         <w:rPr>
-          <w:rFonts w:ascii="Times New Roman" w:hAnsi="Times New Roman" w:cs="Times New Roman"/>
           <w:color w:val="000000"/>
         </w:rPr>
-        <w:lastRenderedPageBreak/>
-        <w:t>patient communication and evaluation? Do people need to be told what to do, or do people do their role without being asked? Who is in charge overall, and who is in charge of what? How does that get communicated? How does leadership shift and change if something pulls one leader away or that leader becomes ineffective?</w:t>
+        <w:t>is in charge of</w:t>
+      </w:r>
+      <w:proofErr w:type="gramEnd"/>
+      <w:r>
+        <w:rPr>
+          <w:color w:val="000000"/>
+        </w:rPr>
+        <w:t xml:space="preserve"> what? How does that get communicated? How does leadership shift and change if something pulls one leader away or that leader becomes ineffective?</w:t>
       </w:r>
     </w:p>
     <w:p>
@@ -66,7 +63,6 @@
       </w:pPr>
       <w:r>
         <w:rPr>
-          <w:rFonts w:ascii="Times New Roman" w:hAnsi="Times New Roman" w:cs="Times New Roman"/>
           <w:color w:val="000000"/>
         </w:rPr>
         <w:t>What will each role do during this incident? For example, if the leading HCP is holding the C-spine, can this person also converse with the patient and dictate care to other providers? Should patient assessment and patient communication be assigned to one person and interventions to another? Who gets equipment, ideally? Who calls 911?</w:t>
@@ -87,7 +83,6 @@
       </w:pPr>
       <w:r>
         <w:rPr>
-          <w:rFonts w:ascii="Times New Roman" w:hAnsi="Times New Roman" w:cs="Times New Roman"/>
           <w:color w:val="000000"/>
         </w:rPr>
         <w:t>What are the communication strategies? Does only one person talk to the patient? Does all communication flow through one person? How do questions, suggestions, or concerns get conveyed and through whom?</w:t>
@@ -108,7 +103,6 @@
       </w:pPr>
       <w:r>
         <w:rPr>
-          <w:rFonts w:ascii="Times New Roman" w:hAnsi="Times New Roman" w:cs="Times New Roman"/>
           <w:color w:val="000000"/>
         </w:rPr>
         <w:t>For the person contacting 911, who should that person be? Are the directions adequate? Will that person meet emergency medical services (EMS), or should someone else?</w:t>
@@ -129,7 +123,6 @@
       </w:pPr>
       <w:r>
         <w:rPr>
-          <w:rFonts w:ascii="Times New Roman" w:hAnsi="Times New Roman" w:cs="Times New Roman"/>
           <w:color w:val="000000"/>
         </w:rPr>
         <w:t>What are the strategies if communication is a problem? For instance, is cell service bad in that location?</w:t>
@@ -146,31 +139,79 @@
 </w:document>
 </file>
 
+<file path=word/endnotes.xml><?xml version="1.0" encoding="utf-8"?>
+<w:endnotes xmlns:wpc="http://schemas.microsoft.com/office/word/2010/wordprocessingCanvas" xmlns:cx="http://schemas.microsoft.com/office/drawing/2014/chartex" xmlns:cx1="http://schemas.microsoft.com/office/drawing/2015/9/8/chartex" xmlns:cx2="http://schemas.microsoft.com/office/drawing/2015/10/21/chartex" xmlns:cx3="http://schemas.microsoft.com/office/drawing/2016/5/9/chartex" xmlns:cx4="http://schemas.microsoft.com/office/drawing/2016/5/10/chartex" xmlns:cx5="http://schemas.microsoft.com/office/drawing/2016/5/11/chartex" xmlns:cx6="http://schemas.microsoft.com/office/drawing/2016/5/12/chartex" xmlns:cx7="http://schemas.microsoft.com/office/drawing/2016/5/13/chartex" xmlns:cx8="http://schemas.microsoft.com/office/drawing/2016/5/14/chartex" xmlns:mc="http://schemas.openxmlformats.org/markup-compatibility/2006" xmlns:aink="http://schemas.microsoft.com/office/drawing/2016/ink" xmlns:am3d="http://schemas.microsoft.com/office/drawing/2017/model3d" xmlns:o="urn:schemas-microsoft-com:office:office" xmlns:oel="http://schemas.microsoft.com/office/2019/extlst" xmlns:r="http://schemas.openxmlformats.org/officeDocument/2006/relationships" xmlns:m="http://schemas.openxmlformats.org/officeDocument/2006/math" xmlns:v="urn:schemas-microsoft-com:vml" xmlns:wp14="http://schemas.microsoft.com/office/word/2010/wordprocessingDrawing" xmlns:wp="http://schemas.openxmlformats.org/drawingml/2006/wordprocessingDrawing" xmlns:w10="urn:schemas-microsoft-com:office:word" xmlns:w="http://schemas.openxmlformats.org/wordprocessingml/2006/main" xmlns:w14="http://schemas.microsoft.com/office/word/2010/wordml" xmlns:w15="http://schemas.microsoft.com/office/word/2012/wordml" xmlns:w16cei="http://schemas.microsoft.com/office/word/2026/wordml/cei" xmlns:w16cex="http://schemas.microsoft.com/office/word/2018/wordml/cex" xmlns:w16cid="http://schemas.microsoft.com/office/word/2016/wordml/cid" xmlns:w16="http://schemas.microsoft.com/office/word/2018/wordml" xmlns:w16du="http://schemas.microsoft.com/office/word/2023/wordml/word16du" xmlns:w16sdtdh="http://schemas.microsoft.com/office/word/2020/wordml/sdtdatahash" xmlns:w16sdtfl="http://schemas.microsoft.com/office/word/2024/wordml/sdtformatlock" xmlns:w16se="http://schemas.microsoft.com/office/word/2015/wordml/symex" xmlns:wpg="http://schemas.microsoft.com/office/word/2010/wordprocessingGroup" xmlns:wpi="http://schemas.microsoft.com/office/word/2010/wordprocessingInk" xmlns:wne="http://schemas.microsoft.com/office/word/2006/wordml" xmlns:wps="http://schemas.microsoft.com/office/word/2010/wordprocessingShape" mc:Ignorable="w14 w15 w16se w16cid w16 w16cex w16sdtdh w16sdtfl w16du wp14">
+  <w:endnote w:type="separator" w:id="-1">
+    <w:p>
+      <w:r>
+        <w:separator/>
+      </w:r>
+    </w:p>
+  </w:endnote>
+  <w:endnote w:type="continuationSeparator" w:id="0">
+    <w:p>
+      <w:r>
+        <w:continuationSeparator/>
+      </w:r>
+    </w:p>
+  </w:endnote>
+</w:endnotes>
+</file>
+
 <file path=word/footer1.xml><?xml version="1.0" encoding="utf-8"?>
-<w:ftr xmlns:m="http://schemas.openxmlformats.org/officeDocument/2006/math" xmlns:mc="http://schemas.openxmlformats.org/markup-compatibility/2006" xmlns:mo="http://schemas.microsoft.com/office/mac/office/2008/main" xmlns:mv="urn:schemas-microsoft-com:mac:vml" xmlns:o="urn:schemas-microsoft-com:office:office" xmlns:r="http://schemas.openxmlformats.org/officeDocument/2006/relationships" xmlns:v="urn:schemas-microsoft-com:vml" xmlns:w10="urn:schemas-microsoft-com:office:word" xmlns:w14="http://schemas.microsoft.com/office/word/2010/wordml" xmlns:w="http://schemas.openxmlformats.org/wordprocessingml/2006/main" xmlns:wne="http://schemas.microsoft.com/office/word/2006/wordml" xmlns:wp14="http://schemas.microsoft.com/office/word/2010/wordprocessingDrawing" xmlns:wp="http://schemas.openxmlformats.org/drawingml/2006/wordprocessingDrawing" xmlns:wpc="http://schemas.microsoft.com/office/word/2010/wordprocessingCanvas" xmlns:wpg="http://schemas.microsoft.com/office/word/2010/wordprocessingGroup" xmlns:wpi="http://schemas.microsoft.com/office/word/2010/wordprocessingInk" xmlns:wps="http://schemas.microsoft.com/office/word/2010/wordprocessingShape" mc:Ignorable="w14 wp14">
+<w:ftr xmlns:wpc="http://schemas.microsoft.com/office/word/2010/wordprocessingCanvas" xmlns:cx="http://schemas.microsoft.com/office/drawing/2014/chartex" xmlns:cx1="http://schemas.microsoft.com/office/drawing/2015/9/8/chartex" xmlns:cx2="http://schemas.microsoft.com/office/drawing/2015/10/21/chartex" xmlns:cx3="http://schemas.microsoft.com/office/drawing/2016/5/9/chartex" xmlns:cx4="http://schemas.microsoft.com/office/drawing/2016/5/10/chartex" xmlns:cx5="http://schemas.microsoft.com/office/drawing/2016/5/11/chartex" xmlns:cx6="http://schemas.microsoft.com/office/drawing/2016/5/12/chartex" xmlns:cx7="http://schemas.microsoft.com/office/drawing/2016/5/13/chartex" xmlns:cx8="http://schemas.microsoft.com/office/drawing/2016/5/14/chartex" xmlns:mc="http://schemas.openxmlformats.org/markup-compatibility/2006" xmlns:aink="http://schemas.microsoft.com/office/drawing/2016/ink" xmlns:am3d="http://schemas.microsoft.com/office/drawing/2017/model3d" xmlns:o="urn:schemas-microsoft-com:office:office" xmlns:oel="http://schemas.microsoft.com/office/2019/extlst" xmlns:r="http://schemas.openxmlformats.org/officeDocument/2006/relationships" xmlns:m="http://schemas.openxmlformats.org/officeDocument/2006/math" xmlns:v="urn:schemas-microsoft-com:vml" xmlns:wp14="http://schemas.microsoft.com/office/word/2010/wordprocessingDrawing" xmlns:wp="http://schemas.openxmlformats.org/drawingml/2006/wordprocessingDrawing" xmlns:w10="urn:schemas-microsoft-com:office:word" xmlns:w="http://schemas.openxmlformats.org/wordprocessingml/2006/main" xmlns:w14="http://schemas.microsoft.com/office/word/2010/wordml" xmlns:w15="http://schemas.microsoft.com/office/word/2012/wordml" xmlns:w16cei="http://schemas.microsoft.com/office/word/2026/wordml/cei" xmlns:w16cex="http://schemas.microsoft.com/office/word/2018/wordml/cex" xmlns:w16cid="http://schemas.microsoft.com/office/word/2016/wordml/cid" xmlns:w16="http://schemas.microsoft.com/office/word/2018/wordml" xmlns:w16du="http://schemas.microsoft.com/office/word/2023/wordml/word16du" xmlns:w16sdtdh="http://schemas.microsoft.com/office/word/2020/wordml/sdtdatahash" xmlns:w16sdtfl="http://schemas.microsoft.com/office/word/2024/wordml/sdtformatlock" xmlns:w16se="http://schemas.microsoft.com/office/word/2015/wordml/symex" xmlns:wpg="http://schemas.microsoft.com/office/word/2010/wordprocessingGroup" xmlns:wpi="http://schemas.microsoft.com/office/word/2010/wordprocessingInk" xmlns:wne="http://schemas.microsoft.com/office/word/2006/wordml" xmlns:wps="http://schemas.microsoft.com/office/word/2010/wordprocessingShape" mc:Ignorable="w14 w15 w16se w16cid w16 w16cex w16sdtdh w16sdtfl w16du wp14">
   <w:p>
     <w:pPr>
-      <w:pStyle w:val="Footer"/>
+      <w:spacing w:line="240" w:lineRule="auto" w:before="0" w:after="0"/>
       <w:jc w:val="left"/>
     </w:pPr>
     <w:r>
+      <w:rPr>
+        <w:rFonts w:ascii="Aptos" w:hAnsi="Aptos"/>
+        <w:sz w:val="18"/>
+      </w:rPr>
       <w:t xml:space="preserve">From J.M. Larson and H.L. Stedge, </w:t>
     </w:r>
     <w:r>
       <w:rPr>
+        <w:rFonts w:ascii="Aptos" w:hAnsi="Aptos"/>
         <w:i/>
+        <w:sz w:val="18"/>
       </w:rPr>
       <w:t>Clinical Simulations for the Athletic Trainer HKPropel Access</w:t>
     </w:r>
     <w:r>
+      <w:rPr>
+        <w:rFonts w:ascii="Aptos" w:hAnsi="Aptos"/>
+        <w:sz w:val="18"/>
+      </w:rPr>
       <w:t xml:space="preserve"> (Human Kinetics, 2027).</w:t>
     </w:r>
   </w:p>
 </w:ftr>
 </file>
 
+<file path=word/footnotes.xml><?xml version="1.0" encoding="utf-8"?>
+<w:footnotes xmlns:wpc="http://schemas.microsoft.com/office/word/2010/wordprocessingCanvas" xmlns:cx="http://schemas.microsoft.com/office/drawing/2014/chartex" xmlns:cx1="http://schemas.microsoft.com/office/drawing/2015/9/8/chartex" xmlns:cx2="http://schemas.microsoft.com/office/drawing/2015/10/21/chartex" xmlns:cx3="http://schemas.microsoft.com/office/drawing/2016/5/9/chartex" xmlns:cx4="http://schemas.microsoft.com/office/drawing/2016/5/10/chartex" xmlns:cx5="http://schemas.microsoft.com/office/drawing/2016/5/11/chartex" xmlns:cx6="http://schemas.microsoft.com/office/drawing/2016/5/12/chartex" xmlns:cx7="http://schemas.microsoft.com/office/drawing/2016/5/13/chartex" xmlns:cx8="http://schemas.microsoft.com/office/drawing/2016/5/14/chartex" xmlns:mc="http://schemas.openxmlformats.org/markup-compatibility/2006" xmlns:aink="http://schemas.microsoft.com/office/drawing/2016/ink" xmlns:am3d="http://schemas.microsoft.com/office/drawing/2017/model3d" xmlns:o="urn:schemas-microsoft-com:office:office" xmlns:oel="http://schemas.microsoft.com/office/2019/extlst" xmlns:r="http://schemas.openxmlformats.org/officeDocument/2006/relationships" xmlns:m="http://schemas.openxmlformats.org/officeDocument/2006/math" xmlns:v="urn:schemas-microsoft-com:vml" xmlns:wp14="http://schemas.microsoft.com/office/word/2010/wordprocessingDrawing" xmlns:wp="http://schemas.openxmlformats.org/drawingml/2006/wordprocessingDrawing" xmlns:w10="urn:schemas-microsoft-com:office:word" xmlns:w="http://schemas.openxmlformats.org/wordprocessingml/2006/main" xmlns:w14="http://schemas.microsoft.com/office/word/2010/wordml" xmlns:w15="http://schemas.microsoft.com/office/word/2012/wordml" xmlns:w16cei="http://schemas.microsoft.com/office/word/2026/wordml/cei" xmlns:w16cex="http://schemas.microsoft.com/office/word/2018/wordml/cex" xmlns:w16cid="http://schemas.microsoft.com/office/word/2016/wordml/cid" xmlns:w16="http://schemas.microsoft.com/office/word/2018/wordml" xmlns:w16du="http://schemas.microsoft.com/office/word/2023/wordml/word16du" xmlns:w16sdtdh="http://schemas.microsoft.com/office/word/2020/wordml/sdtdatahash" xmlns:w16sdtfl="http://schemas.microsoft.com/office/word/2024/wordml/sdtformatlock" xmlns:w16se="http://schemas.microsoft.com/office/word/2015/wordml/symex" xmlns:wpg="http://schemas.microsoft.com/office/word/2010/wordprocessingGroup" xmlns:wpi="http://schemas.microsoft.com/office/word/2010/wordprocessingInk" xmlns:wne="http://schemas.microsoft.com/office/word/2006/wordml" xmlns:wps="http://schemas.microsoft.com/office/word/2010/wordprocessingShape" mc:Ignorable="w14 w15 w16se w16cid w16 w16cex w16sdtdh w16sdtfl w16du wp14">
+  <w:footnote w:type="separator" w:id="-1">
+    <w:p>
+      <w:r>
+        <w:separator/>
+      </w:r>
+    </w:p>
+  </w:footnote>
+  <w:footnote w:type="continuationSeparator" w:id="0">
+    <w:p>
+      <w:r>
+        <w:continuationSeparator/>
+      </w:r>
+    </w:p>
+  </w:footnote>
+</w:footnotes>
+</file>
+
 <file path=word/numbering.xml><?xml version="1.0" encoding="utf-8"?>
-<w:numbering xmlns:wpc="http://schemas.microsoft.com/office/word/2010/wordprocessingCanvas" xmlns:cx="http://schemas.microsoft.com/office/drawing/2014/chartex" xmlns:cx1="http://schemas.microsoft.com/office/drawing/2015/9/8/chartex" xmlns:cx2="http://schemas.microsoft.com/office/drawing/2015/10/21/chartex" xmlns:cx3="http://schemas.microsoft.com/office/drawing/2016/5/9/chartex" xmlns:cx4="http://schemas.microsoft.com/office/drawing/2016/5/10/chartex" xmlns:cx5="http://schemas.microsoft.com/office/drawing/2016/5/11/chartex" xmlns:cx6="http://schemas.microsoft.com/office/drawing/2016/5/12/chartex" xmlns:cx7="http://schemas.microsoft.com/office/drawing/2016/5/13/chartex" xmlns:cx8="http://schemas.microsoft.com/office/drawing/2016/5/14/chartex" xmlns:mc="http://schemas.openxmlformats.org/markup-compatibility/2006" xmlns:aink="http://schemas.microsoft.com/office/drawing/2016/ink" xmlns:am3d="http://schemas.microsoft.com/office/drawing/2017/model3d" xmlns:o="urn:schemas-microsoft-com:office:office" xmlns:oel="http://schemas.microsoft.com/office/2019/extlst" xmlns:r="http://schemas.openxmlformats.org/officeDocument/2006/relationships" xmlns:m="http://schemas.openxmlformats.org/officeDocument/2006/math" xmlns:v="urn:schemas-microsoft-com:vml" xmlns:wp14="http://schemas.microsoft.com/office/word/2010/wordprocessingDrawing" xmlns:wp="http://schemas.openxmlformats.org/drawingml/2006/wordprocessingDrawing" xmlns:w10="urn:schemas-microsoft-com:office:word" xmlns:w="http://schemas.openxmlformats.org/wordprocessingml/2006/main" xmlns:w14="http://schemas.microsoft.com/office/word/2010/wordml" xmlns:w15="http://schemas.microsoft.com/office/word/2012/wordml" xmlns:w16cex="http://schemas.microsoft.com/office/word/2018/wordml/cex" xmlns:w16cid="http://schemas.microsoft.com/office/word/2016/wordml/cid" xmlns:w16="http://schemas.microsoft.com/office/word/2018/wordml" xmlns:w16du="http://schemas.microsoft.com/office/word/2023/wordml/word16du" xmlns:w16sdtdh="http://schemas.microsoft.com/office/word/2020/wordml/sdtdatahash" xmlns:w16sdtfl="http://schemas.microsoft.com/office/word/2024/wordml/sdtformatlock" xmlns:w16se="http://schemas.microsoft.com/office/word/2015/wordml/symex" xmlns:wpg="http://schemas.microsoft.com/office/word/2010/wordprocessingGroup" xmlns:wpi="http://schemas.microsoft.com/office/word/2010/wordprocessingInk" xmlns:wne="http://schemas.microsoft.com/office/word/2006/wordml" xmlns:wps="http://schemas.microsoft.com/office/word/2010/wordprocessingShape" mc:Ignorable="w14 w15 w16se w16cid w16 w16cex w16sdtdh w16sdtfl w16du wp14">
+<w:numbering xmlns:wpc="http://schemas.microsoft.com/office/word/2010/wordprocessingCanvas" xmlns:cx="http://schemas.microsoft.com/office/drawing/2014/chartex" xmlns:cx1="http://schemas.microsoft.com/office/drawing/2015/9/8/chartex" xmlns:cx2="http://schemas.microsoft.com/office/drawing/2015/10/21/chartex" xmlns:cx3="http://schemas.microsoft.com/office/drawing/2016/5/9/chartex" xmlns:cx4="http://schemas.microsoft.com/office/drawing/2016/5/10/chartex" xmlns:cx5="http://schemas.microsoft.com/office/drawing/2016/5/11/chartex" xmlns:cx6="http://schemas.microsoft.com/office/drawing/2016/5/12/chartex" xmlns:cx7="http://schemas.microsoft.com/office/drawing/2016/5/13/chartex" xmlns:cx8="http://schemas.microsoft.com/office/drawing/2016/5/14/chartex" xmlns:mc="http://schemas.openxmlformats.org/markup-compatibility/2006" xmlns:aink="http://schemas.microsoft.com/office/drawing/2016/ink" xmlns:am3d="http://schemas.microsoft.com/office/drawing/2017/model3d" xmlns:o="urn:schemas-microsoft-com:office:office" xmlns:oel="http://schemas.microsoft.com/office/2019/extlst" xmlns:r="http://schemas.openxmlformats.org/officeDocument/2006/relationships" xmlns:m="http://schemas.openxmlformats.org/officeDocument/2006/math" xmlns:v="urn:schemas-microsoft-com:vml" xmlns:wp14="http://schemas.microsoft.com/office/word/2010/wordprocessingDrawing" xmlns:wp="http://schemas.openxmlformats.org/drawingml/2006/wordprocessingDrawing" xmlns:w10="urn:schemas-microsoft-com:office:word" xmlns:w="http://schemas.openxmlformats.org/wordprocessingml/2006/main" xmlns:w14="http://schemas.microsoft.com/office/word/2010/wordml" xmlns:w15="http://schemas.microsoft.com/office/word/2012/wordml" xmlns:w16cei="http://schemas.microsoft.com/office/word/2026/wordml/cei" xmlns:w16cex="http://schemas.microsoft.com/office/word/2018/wordml/cex" xmlns:w16cid="http://schemas.microsoft.com/office/word/2016/wordml/cid" xmlns:w16="http://schemas.microsoft.com/office/word/2018/wordml" xmlns:w16du="http://schemas.microsoft.com/office/word/2023/wordml/word16du" xmlns:w16sdtdh="http://schemas.microsoft.com/office/word/2020/wordml/sdtdatahash" xmlns:w16sdtfl="http://schemas.microsoft.com/office/word/2024/wordml/sdtformatlock" xmlns:w16se="http://schemas.microsoft.com/office/word/2015/wordml/symex" xmlns:wpg="http://schemas.microsoft.com/office/word/2010/wordprocessingGroup" xmlns:wpi="http://schemas.microsoft.com/office/word/2010/wordprocessingInk" xmlns:wne="http://schemas.microsoft.com/office/word/2006/wordml" xmlns:wps="http://schemas.microsoft.com/office/word/2010/wordprocessingShape" mc:Ignorable="w14 w15 w16se w16cid w16 w16cex w16sdtdh w16sdtfl w16du wp14">
   <w:abstractNum w:abstractNumId="0" w15:restartNumberingAfterBreak="0">
     <w:nsid w:val="C9C9BCA6"/>
     <w:multiLevelType w:val="hybridMultilevel"/>
@@ -3517,6 +3558,9 @@
   <w:style w:type="paragraph" w:default="1" w:styleId="Normal">
     <w:name w:val="Normal"/>
     <w:qFormat/>
+    <w:rPr>
+      <w:rFonts w:ascii="Aptos" w:eastAsia="Aptos" w:hAnsi="Aptos" w:cs="Aptos"/>
+    </w:rPr>
   </w:style>
   <w:style w:type="paragraph" w:styleId="Heading1">
     <w:name w:val="heading 1"/>
@@ -3535,7 +3579,7 @@
     <w:rPr>
       <w:rFonts w:asciiTheme="majorHAnsi" w:eastAsiaTheme="majorEastAsia" w:hAnsiTheme="majorHAnsi" w:cstheme="majorBidi"/>
       <w:color w:val="2F5496" w:themeColor="accent1" w:themeShade="BF"/>
-      <w:sz w:val="32"/>
+      <w:sz w:val="40"/>
       <w:szCs w:val="32"/>
     </w:rPr>
   </w:style>
@@ -3558,6 +3602,7 @@
     <w:rPr>
       <w:rFonts w:asciiTheme="majorHAnsi" w:eastAsiaTheme="majorEastAsia" w:hAnsiTheme="majorHAnsi" w:cstheme="majorBidi"/>
       <w:color w:val="1F3763" w:themeColor="accent1" w:themeShade="7F"/>
+      <w:sz w:val="40"/>
     </w:rPr>
   </w:style>
   <w:style w:type="character" w:default="1" w:styleId="DefaultParagraphFont">
@@ -3854,7 +3899,7 @@
     </a:clrScheme>
     <a:fontScheme name="Office">
       <a:majorFont>
-        <a:latin typeface="Calibri Light" panose="020F0302020204030204"/>
+        <a:latin typeface="Aptos Display" panose="020F0302020204030204"/>
         <a:ea typeface=""/>
         <a:cs typeface=""/>
         <a:font script="Jpan" typeface="游ゴシック Light"/>
@@ -3906,7 +3951,7 @@
         <a:font script="Tfng" typeface="Ebrima"/>
       </a:majorFont>
       <a:minorFont>
-        <a:latin typeface="Calibri" panose="020F0502020204030204"/>
+        <a:latin typeface="Aptos" panose="020F0502020204030204"/>
         <a:ea typeface=""/>
         <a:cs typeface=""/>
         <a:font script="Jpan" typeface="游明朝"/>
